--- a/计算程序v2.5/使用说明.docx
+++ b/计算程序v2.5/使用说明.docx
@@ -54,7 +54,7 @@
     <w:p>
       <w:pPr/>
       <w:r>
-        <w:t>v2.5 相较以前：① 启动时可以选“怎么在总表里找寝室号”；② 录错了可以按退格键撤回重填；③ 副本统一收进「副本」子文件夹；④ 界面上那句提醒可以单击改成自己的话，改完下次打开还在；⑤ 第 1 格填 w / s，能直接把“无人”/“锁”记进分数列。</w:t>
+        <w:t>v2.5 相较以前：① 启动时可以选“怎么在总表里找寝室号”；② 录错了可以按 Ctrl + 退格撤回重填；③ 副本统一收进「副本」子文件夹；④ 界面上那句提醒可以单击改成自己的话，改完下次打开还在；⑤ 第 1 格填 w / s，能直接把“无人”/“锁”记进分数列。</w:t>
       </w:r>
     </w:p>
     <w:p>
@@ -522,7 +522,7 @@
           <w:color w:val="006600"/>
           <w:sz w:val="20"/>
         </w:rPr>
-        <w:t>按错了怎么办：已经按回车记录过的扣分，可以按退格键（Backspace）把最近那一格撤回来重填，不用把这个寝室从头录一遍。已结算、正在等你按回车确认时，退格不会撤销（那时分数已经写进副本了）。</w:t>
+        <w:t>按错了怎么办：已经按回车记录过的扣分，可以按 Ctrl + 退格（先按住 Ctrl 键，再按一下退格）把最近那一格撤回来重填，不用把这个寝室从头录一遍。普通退格只删当前格里的字，不会撤销上一格，所以想改哪一格的字直接改就行。已结算、正在等你按回车确认时，Ctrl + 退格也不会撤销（那时分数已经写进副本了）。</w:t>
       </w:r>
     </w:p>
     <w:p>
@@ -885,12 +885,8 @@
             <w:tcW w:type="dxa" w:w="4759"/>
           </w:tcPr>
           <w:p>
-            <w:r/>
             <w:r>
-              <w:rPr>
-                <w:sz w:val="20"/>
-              </w:rPr>
-              <w:t>按退格键</w:t>
+              <w:t>当前格里按退格（不带 Ctrl）</w:t>
             </w:r>
           </w:p>
         </w:tc>
@@ -899,7 +895,31 @@
             <w:tcW w:type="dxa" w:w="4759"/>
           </w:tcPr>
           <w:p>
-            <w:r/>
+            <w:r>
+              <w:t>只删掉这一格里的字，不会撤销上一格</w:t>
+            </w:r>
+          </w:p>
+        </w:tc>
+      </w:tr>
+      <w:tr>
+        <w:tc>
+          <w:tcPr>
+            <w:tcW w:type="dxa" w:w="4759"/>
+          </w:tcPr>
+          <w:p>
+            <w:r>
+              <w:rPr>
+                <w:sz w:val="20"/>
+              </w:rPr>
+              <w:t>Ctrl + 退格</w:t>
+            </w:r>
+          </w:p>
+        </w:tc>
+        <w:tc>
+          <w:tcPr>
+            <w:tcW w:type="dxa" w:w="4759"/>
+          </w:tcPr>
+          <w:p>
             <w:r>
               <w:rPr>
                 <w:sz w:val="20"/>
@@ -915,12 +935,8 @@
             <w:tcW w:type="dxa" w:w="4759"/>
           </w:tcPr>
           <w:p>
-            <w:r/>
             <w:r>
-              <w:rPr>
-                <w:sz w:val="20"/>
-              </w:rPr>
-              <w:t>已结算、等待按回车确认时按退格</w:t>
+              <w:t>已结算、等待按回车确认时按 Ctrl + 退格</w:t>
             </w:r>
           </w:p>
         </w:tc>
@@ -929,11 +945,7 @@
             <w:tcW w:type="dxa" w:w="4759"/>
           </w:tcPr>
           <w:p>
-            <w:r/>
             <w:r>
-              <w:rPr>
-                <w:sz w:val="20"/>
-              </w:rPr>
               <w:t>不撤销（分数已写进副本，避免与已保存的数据不一致）</w:t>
             </w:r>
           </w:p>

--- a/计算程序v2.5/使用说明.docx
+++ b/计算程序v2.5/使用说明.docx
@@ -37,6 +37,18 @@
       <w:pPr/>
       <w:r>
         <w:t>查寝时你在纸质表上记的是“扣分绝对值”，故本程序输入的也为“扣分绝对值”。</w:t>
+      </w:r>
+    </w:p>
+    <w:p>
+      <w:pPr/>
+      <w:r>
+        <w:t>纸质版上不扣分的词段不需要填“0”，所以本程序也不用输 0。0 只在所有非零扣分都输完之后填一次，表示“这个寝室录完了”，程序会自动结算。</w:t>
+      </w:r>
+    </w:p>
+    <w:p>
+      <w:pPr/>
+      <w:r>
+        <w:t>如某寝室 11 个词段的扣分分别为 1、2、3、4、0、5、6、7、0、8、9，程序中应依次输入 1、2、3、4、5、6、7、8、9，最后再输一个 0——最后的 0 表示录完。</w:t>
       </w:r>
     </w:p>
     <w:p>
@@ -468,7 +480,7 @@
         <w:pStyle w:val="a"/>
       </w:pPr>
       <w:r>
-        <w:t>最后一个扣分填完按回车，或者在某一个空格里填 0 再按回车——两种方式都表示“这个寝室录完了”。</w:t>
+        <w:t>所有非零扣分输完后，在下一个空格里填一个 0 按回车；如果正好填满了 11 格，程序也会自动结算——两种方式都表示“这个寝室录完了”。</w:t>
       </w:r>
     </w:p>
     <w:p>

--- a/计算程序v2.5/使用说明.docx
+++ b/计算程序v2.5/使用说明.docx
@@ -448,6 +448,14 @@
         <w:pStyle w:val="a"/>
       </w:pPr>
       <w:r>
+        <w:t>选择怎么在总表里找寝室号：启动后会先弹「选择寝室号匹配方式」，点「使用F列tag（推荐）」或「由程序读取寝室号（测试中）」；直接按回车就是推荐的 F 列 tag。（两种方式的区别见第三节）</w:t>
+      </w:r>
+    </w:p>
+    <w:p>
+      <w:pPr>
+        <w:pStyle w:val="a"/>
+      </w:pPr>
+      <w:r>
         <w:t>弹出的文件框里选择总表原件，点“打开”。</w:t>
       </w:r>
     </w:p>
@@ -456,7 +464,7 @@
         <w:pStyle w:val="a"/>
       </w:pPr>
       <w:r>
-        <w:t>程序在同文件夹生成副本，名字形如“原件 - 副本_20261015_1533.xlsx”。看一眼窗口底部，确认副本路径正确。</w:t>
+        <w:t>程序会在原件所在文件夹的「副本」子文件夹里生成副本，名字形如“原件 - 副本_20261016_1533.xlsx”。看一眼窗口底部，确认副本路径正确。</w:t>
       </w:r>
     </w:p>
     <w:p>
@@ -464,7 +472,7 @@
         <w:pStyle w:val="a"/>
       </w:pPr>
       <w:r>
-        <w:t>在寝室号框里输入三位寝室号（例如 405），按回车。程序会在 F 列（tag）里找它对应的行。</w:t>
+        <w:t>在寝室号框里输入寝室号，按回车。程序会按你刚才选的方式去找行：选「F 列 tag」就输三位房号（如 201）；选「由程序读取寝室号」就输“19栋201”（写 19-201，或只写 201 也行）。</w:t>
       </w:r>
     </w:p>
     <w:p>
@@ -886,7 +894,7 @@
           </w:tcPr>
           <w:p>
             <w:r>
-              <w:t>打不进去，只收数字（字母只有第 1 格的 w / s 有用）</w:t>
+              <w:t>打不进去，只收数字；字母只有在第 1 格填 w（无人）/ s（锁）时才有用，其他字母一律拦下</w:t>
             </w:r>
           </w:p>
         </w:tc>

--- a/计算程序v2.5/使用说明.docx
+++ b/计算程序v2.5/使用说明.docx
@@ -19,7 +19,7 @@
           <w:color w:val="666666"/>
           <w:sz w:val="18"/>
         </w:rPr>
-        <w:t>版本：2026-10-29    适用：64 位 Windows 10 / 11    程序文件：查寝总分计算器.exe</w:t>
+        <w:t>版本：2026-10-29    适用：64 位 Windows 10 / 11    程序文件：查寝总分计算器v2.5.exe</w:t>
       </w:r>
     </w:p>
     <w:p>
@@ -399,7 +399,7 @@
         <w:t>使用 F 列 tag（推荐）：</w:t>
       </w:r>
       <w:r>
-        <w:t>靠表里已有的 tag 列匹配，最稳。</w:t>
+        <w:t>靠表里已有的 tag 列匹配，前提是总表中要手动设置了F列！！！！！！</w:t>
       </w:r>
     </w:p>
     <w:p>
@@ -432,7 +432,7 @@
         <w:pStyle w:val="a"/>
       </w:pPr>
       <w:r>
-        <w:t>双击“查寝总分计算器.exe”。</w:t>
+        <w:t>双击“查寝总分计算器v2.5.exe”。</w:t>
       </w:r>
     </w:p>
     <w:p>
@@ -448,7 +448,7 @@
         <w:pStyle w:val="a"/>
       </w:pPr>
       <w:r>
-        <w:t>选择怎么在总表里找寝室号：启动后会先弹「选择寝室号匹配方式」，点「使用F列tag（推荐）」或「由程序读取寝室号（测试中）」；直接按回车就是推荐的 F 列 tag。（两种方式的区别见第三节）</w:t>
+        <w:t>选择怎么在总表里找寝室号：启动后会先弹「选择寝室号匹配方式」，点「使用F列tag（推荐）」或「由程序读取寝室号（测试中）」；直接按回车就是推荐的 F 列 tag（前提是要手动设置了tag列！！！！！）。（两种方式的区别见第三节）</w:t>
       </w:r>
     </w:p>
     <w:p>
@@ -1275,7 +1275,7 @@
           </w:tcPr>
           <w:p>
             <w:r>
-              <w:t>这张表的 F 列里没有 tag 值（或根本没有 tag 列）。点确定后会自动回到选择窗口，改选“由程序读取寝室号”就能继续，刚才选的表不用重新挑。</w:t>
+              <w:t>这张表的 F 列里没有 tag 值（或根本没有 tag 列）。点确定后会自动回到选择窗口，改选“由程序读取寝室号”就能继续</w:t>
             </w:r>
           </w:p>
         </w:tc>
@@ -1352,12 +1352,8 @@
             <w:tcW w:type="dxa" w:w="4759"/>
           </w:tcPr>
           <w:p>
-            <w:r/>
             <w:r>
-              <w:rPr>
-                <w:sz w:val="20"/>
-              </w:rPr>
-              <w:t>输入和表里对不上。换个写法（如“19栋201”），或核对是否选错了表。</w:t>
+              <w:t>输入和表里对不上，核对是否选错了表或者使用tag列查找，再联系作者了解具体情况。</w:t>
             </w:r>
           </w:p>
         </w:tc>
@@ -1484,34 +1480,6 @@
               <w:rPr>
                 <w:sz w:val="20"/>
               </w:rPr>
-              <w:t>分数列里出现了“无人”/“锁”</w:t>
-            </w:r>
-          </w:p>
-        </w:tc>
-        <w:tc>
-          <w:tcPr>
-            <w:tcW w:type="dxa" w:w="4759"/>
-          </w:tcPr>
-          <w:p>
-            <w:r>
-              <w:rPr>
-                <w:sz w:val="20"/>
-              </w:rPr>
-              <w:t>正常。第 1 格填了 w / s，程序就把这两个字写进分数列，等级列留空。</w:t>
-            </w:r>
-          </w:p>
-        </w:tc>
-      </w:tr>
-      <w:tr>
-        <w:tc>
-          <w:tcPr>
-            <w:tcW w:type="dxa" w:w="4759"/>
-          </w:tcPr>
-          <w:p>
-            <w:r>
-              <w:rPr>
-                <w:sz w:val="20"/>
-              </w:rPr>
               <w:t>程序目录里多出一个“出错日志.txt”</w:t>
             </w:r>
           </w:p>
@@ -1525,7 +1493,7 @@
               <w:rPr>
                 <w:sz w:val="20"/>
               </w:rPr>
-              <w:t>那是程序启动时“文件准备失败”（比如表打不开、文件夹不能写）自动记的排查日志，里面写着失败的阶段、所选文件和具体报错。发给作者能帮上忙。</w:t>
+              <w:t>那是程序启动时“文件准备失败”（比如表打不开、文件夹不能写）自动记的排查日志，里面写着失败的阶段、所选文件和具体报错。请联系作者。</w:t>
             </w:r>
           </w:p>
         </w:tc>
